--- a/Danny_Wilson_AWS_Startup_Solutions_Architect.docx
+++ b/Danny_Wilson_AWS_Startup_Solutions_Architect.docx
@@ -236,7 +236,7 @@
           <w:color w:val="15314F"/>
           <w:sz w:val="22"/>
         </w:rPr>
-        <w:t xml:space="preserve">Founder &amp; Solutions Architect / App Developer — Atlanta Creative Exchange LLC</w:t>
+        <w:t xml:space="preserve">Founder &amp; Solutions Architect / App Developer — Atlanta Creative Exchange LC</w:t>
       </w:r>
     </w:p>
     <w:p>
